--- a/Courses completed 2026.docx
+++ b/Courses completed 2026.docx
@@ -186,6 +186,7 @@
         </w:drawing>
       </w:r>
     </w:p>
+    <w:p/>
     <w:p>
       <w:hyperlink r:id="rId10" w:history="1">
         <w:r>
@@ -554,6 +555,9 @@
     </w:p>
     <w:p>
       <w:r>
+        <w:rPr>
+          <w:noProof/>
+        </w:rPr>
         <w:drawing>
           <wp:inline distT="0" distB="0" distL="0" distR="0" wp14:anchorId="50A08D34" wp14:editId="390EA9CB">
             <wp:extent cx="5731510" cy="2589530"/>
@@ -594,6 +598,236 @@
     <w:p>
       <w:r>
         <w:t>2026-10-16</w:t>
+      </w:r>
+    </w:p>
+    <w:p/>
+    <w:p/>
+    <w:p>
+      <w:hyperlink r:id="rId24" w:history="1">
+        <w:r>
+          <w:rPr>
+            <w:rStyle w:val="Hyperlink"/>
+          </w:rPr>
+          <w:t>https://learn.outsystems.com/training/journeys/architecting-sustainable-apps-648</w:t>
+        </w:r>
+      </w:hyperlink>
+      <w:r>
+        <w:t xml:space="preserve"> </w:t>
+      </w:r>
+    </w:p>
+    <w:p>
+      <w:pPr>
+        <w:rPr>
+          <w:b/>
+          <w:bCs/>
+        </w:rPr>
+      </w:pPr>
+      <w:r>
+        <w:rPr>
+          <w:b/>
+          <w:bCs/>
+        </w:rPr>
+        <w:t>Architecting sustainable applications</w:t>
+      </w:r>
+      <w:r>
+        <w:rPr>
+          <w:b/>
+          <w:bCs/>
+        </w:rPr>
+        <w:t xml:space="preserve"> </w:t>
+      </w:r>
+    </w:p>
+    <w:p>
+      <w:r>
+        <w:lastRenderedPageBreak/>
+        <w:drawing>
+          <wp:inline distT="0" distB="0" distL="0" distR="0" wp14:anchorId="2C35E5EF" wp14:editId="79E1F94B">
+            <wp:extent cx="5731510" cy="3310890"/>
+            <wp:effectExtent l="0" t="0" r="2540" b="3810"/>
+            <wp:docPr id="515704537" name="Picture 1"/>
+            <wp:cNvGraphicFramePr>
+              <a:graphicFrameLocks xmlns:a="http://schemas.openxmlformats.org/drawingml/2006/main" noChangeAspect="1"/>
+            </wp:cNvGraphicFramePr>
+            <a:graphic xmlns:a="http://schemas.openxmlformats.org/drawingml/2006/main">
+              <a:graphicData uri="http://schemas.openxmlformats.org/drawingml/2006/picture">
+                <pic:pic xmlns:pic="http://schemas.openxmlformats.org/drawingml/2006/picture">
+                  <pic:nvPicPr>
+                    <pic:cNvPr id="515704537" name=""/>
+                    <pic:cNvPicPr/>
+                  </pic:nvPicPr>
+                  <pic:blipFill>
+                    <a:blip r:embed="rId25"/>
+                    <a:stretch>
+                      <a:fillRect/>
+                    </a:stretch>
+                  </pic:blipFill>
+                  <pic:spPr>
+                    <a:xfrm>
+                      <a:off x="0" y="0"/>
+                      <a:ext cx="5731510" cy="3310890"/>
+                    </a:xfrm>
+                    <a:prstGeom prst="rect">
+                      <a:avLst/>
+                    </a:prstGeom>
+                  </pic:spPr>
+                </pic:pic>
+              </a:graphicData>
+            </a:graphic>
+          </wp:inline>
+        </w:drawing>
+      </w:r>
+    </w:p>
+    <w:p/>
+    <w:p/>
+    <w:p>
+      <w:hyperlink r:id="rId26" w:history="1">
+        <w:r>
+          <w:rPr>
+            <w:rStyle w:val="Hyperlink"/>
+          </w:rPr>
+          <w:t>https://learn.outsystems.com/training/journeys/web-developer-662/web-developer-662</w:t>
+        </w:r>
+      </w:hyperlink>
+      <w:r>
+        <w:t xml:space="preserve"> </w:t>
+      </w:r>
+    </w:p>
+    <w:p>
+      <w:pPr>
+        <w:rPr>
+          <w:b/>
+          <w:bCs/>
+        </w:rPr>
+      </w:pPr>
+      <w:r>
+        <w:rPr>
+          <w:b/>
+          <w:bCs/>
+        </w:rPr>
+        <w:t>Becoming a web developer</w:t>
+      </w:r>
+      <w:r>
+        <w:rPr>
+          <w:b/>
+          <w:bCs/>
+        </w:rPr>
+        <w:t xml:space="preserve"> ODC</w:t>
+      </w:r>
+    </w:p>
+    <w:p>
+      <w:r>
+        <w:drawing>
+          <wp:inline distT="0" distB="0" distL="0" distR="0" wp14:anchorId="6B82EE53" wp14:editId="6C88F921">
+            <wp:extent cx="5731510" cy="2877820"/>
+            <wp:effectExtent l="0" t="0" r="2540" b="0"/>
+            <wp:docPr id="372442394" name="Picture 1"/>
+            <wp:cNvGraphicFramePr>
+              <a:graphicFrameLocks xmlns:a="http://schemas.openxmlformats.org/drawingml/2006/main" noChangeAspect="1"/>
+            </wp:cNvGraphicFramePr>
+            <a:graphic xmlns:a="http://schemas.openxmlformats.org/drawingml/2006/main">
+              <a:graphicData uri="http://schemas.openxmlformats.org/drawingml/2006/picture">
+                <pic:pic xmlns:pic="http://schemas.openxmlformats.org/drawingml/2006/picture">
+                  <pic:nvPicPr>
+                    <pic:cNvPr id="372442394" name=""/>
+                    <pic:cNvPicPr/>
+                  </pic:nvPicPr>
+                  <pic:blipFill>
+                    <a:blip r:embed="rId27"/>
+                    <a:stretch>
+                      <a:fillRect/>
+                    </a:stretch>
+                  </pic:blipFill>
+                  <pic:spPr>
+                    <a:xfrm>
+                      <a:off x="0" y="0"/>
+                      <a:ext cx="5731510" cy="2877820"/>
+                    </a:xfrm>
+                    <a:prstGeom prst="rect">
+                      <a:avLst/>
+                    </a:prstGeom>
+                  </pic:spPr>
+                </pic:pic>
+              </a:graphicData>
+            </a:graphic>
+          </wp:inline>
+        </w:drawing>
+      </w:r>
+    </w:p>
+    <w:p/>
+    <w:p/>
+    <w:p>
+      <w:hyperlink r:id="rId28" w:history="1">
+        <w:r>
+          <w:rPr>
+            <w:rStyle w:val="Hyperlink"/>
+          </w:rPr>
+          <w:t>https://learn.outsystems.com/training/journeys/architecting-sustainable-apps-648</w:t>
+        </w:r>
+      </w:hyperlink>
+      <w:r>
+        <w:t xml:space="preserve"> </w:t>
+      </w:r>
+    </w:p>
+    <w:p>
+      <w:pPr>
+        <w:rPr>
+          <w:b/>
+          <w:bCs/>
+        </w:rPr>
+      </w:pPr>
+      <w:r>
+        <w:rPr>
+          <w:b/>
+          <w:bCs/>
+        </w:rPr>
+        <w:t>Architecting sustainable applications</w:t>
+      </w:r>
+      <w:r>
+        <w:rPr>
+          <w:b/>
+          <w:bCs/>
+        </w:rPr>
+        <w:t xml:space="preserve"> O11</w:t>
+      </w:r>
+    </w:p>
+    <w:p>
+      <w:r>
+        <w:lastRenderedPageBreak/>
+        <w:drawing>
+          <wp:inline distT="0" distB="0" distL="0" distR="0" wp14:anchorId="56AFB16D" wp14:editId="0D2E3C2C">
+            <wp:extent cx="5731510" cy="3424555"/>
+            <wp:effectExtent l="0" t="0" r="2540" b="4445"/>
+            <wp:docPr id="210388216" name="Picture 1"/>
+            <wp:cNvGraphicFramePr>
+              <a:graphicFrameLocks xmlns:a="http://schemas.openxmlformats.org/drawingml/2006/main" noChangeAspect="1"/>
+            </wp:cNvGraphicFramePr>
+            <a:graphic xmlns:a="http://schemas.openxmlformats.org/drawingml/2006/main">
+              <a:graphicData uri="http://schemas.openxmlformats.org/drawingml/2006/picture">
+                <pic:pic xmlns:pic="http://schemas.openxmlformats.org/drawingml/2006/picture">
+                  <pic:nvPicPr>
+                    <pic:cNvPr id="210388216" name=""/>
+                    <pic:cNvPicPr/>
+                  </pic:nvPicPr>
+                  <pic:blipFill>
+                    <a:blip r:embed="rId29"/>
+                    <a:stretch>
+                      <a:fillRect/>
+                    </a:stretch>
+                  </pic:blipFill>
+                  <pic:spPr>
+                    <a:xfrm>
+                      <a:off x="0" y="0"/>
+                      <a:ext cx="5731510" cy="3424555"/>
+                    </a:xfrm>
+                    <a:prstGeom prst="rect">
+                      <a:avLst/>
+                    </a:prstGeom>
+                  </pic:spPr>
+                </pic:pic>
+              </a:graphicData>
+            </a:graphic>
+          </wp:inline>
+        </w:drawing>
       </w:r>
     </w:p>
     <w:sectPr>
@@ -1209,7 +1443,6 @@
   <w:style w:type="character" w:default="1" w:styleId="DefaultParagraphFont">
     <w:name w:val="Default Paragraph Font"/>
     <w:uiPriority w:val="1"/>
-    <w:semiHidden/>
     <w:unhideWhenUsed/>
   </w:style>
   <w:style w:type="table" w:default="1" w:styleId="TableNormal">
